--- a/รายชื่อผู้ร่วมทำบุยกฐินสามัคคี ณ วัดเขาพน.docx
+++ b/รายชื่อผู้ร่วมทำบุยกฐินสามัคคี ณ วัดเขาพน.docx
@@ -881,7 +881,21 @@
           <w:rFonts w:hint="cs"/>
           <w:cs/>
         </w:rPr>
-        <w:t xml:space="preserve">4.คุณอารียื พึ่งแสง และครอบครัว   </w:t>
+        <w:t>4.คุณอารีย</w:t>
+      </w:r>
+      <w:r>
+        <w:rPr>
+          <w:rFonts w:hint="cs"/>
+          <w:cs/>
+        </w:rPr>
+        <w:t>์</w:t>
+      </w:r>
+      <w:r>
+        <w:rPr>
+          <w:rFonts w:hint="cs"/>
+          <w:cs/>
+        </w:rPr>
+        <w:t xml:space="preserve"> พึ่งแสง และครอบครัว   </w:t>
       </w:r>
     </w:p>
     <w:p>
@@ -3050,7 +3064,21 @@
           <w:rFonts w:hint="cs"/>
           <w:cs/>
         </w:rPr>
-        <w:t xml:space="preserve">14.คุณาญจนา รอดผล และครอบครัว   </w:t>
+        <w:t>14.คุณ</w:t>
+      </w:r>
+      <w:r>
+        <w:rPr>
+          <w:rFonts w:hint="cs"/>
+          <w:cs/>
+        </w:rPr>
+        <w:t>ก</w:t>
+      </w:r>
+      <w:r>
+        <w:rPr>
+          <w:rFonts w:hint="cs"/>
+          <w:cs/>
+        </w:rPr>
+        <w:t xml:space="preserve">าญจนา รอดผล และครอบครัว   </w:t>
       </w:r>
     </w:p>
     <w:p>
@@ -3522,7 +3550,21 @@
           <w:rFonts w:hint="cs"/>
           <w:cs/>
         </w:rPr>
-        <w:t xml:space="preserve">7. คุณหมุยยง แช่ภู่ และครอบครัว   </w:t>
+        <w:t>7. คุณหมุยยง แ</w:t>
+      </w:r>
+      <w:r>
+        <w:rPr>
+          <w:rFonts w:hint="cs"/>
+          <w:cs/>
+        </w:rPr>
+        <w:t>ซ่</w:t>
+      </w:r>
+      <w:r>
+        <w:rPr>
+          <w:rFonts w:hint="cs"/>
+          <w:cs/>
+        </w:rPr>
+        <w:t xml:space="preserve">ภู่ และครอบครัว   </w:t>
       </w:r>
     </w:p>
     <w:p>
@@ -3544,6 +3586,11 @@
       </w:r>
     </w:p>
     <w:p>
+      <w:pPr>
+        <w:rPr>
+          <w:rFonts w:hint="cs"/>
+        </w:rPr>
+      </w:pPr>
       <w:r>
         <w:rPr>
           <w:rFonts w:hint="cs"/>
